--- a/GOHM/EDT_GHOM_4_26_10_01_11_2026.docx
+++ b/GOHM/EDT_GHOM_4_26_10_01_11_2026.docx
@@ -304,7 +304,6 @@
         <w:rPr>
           <w:rFonts w:hint="default" w:ascii="Arial Narrow" w:hAnsi="Arial Narrow" w:cs="Times New Roman"/>
           <w:bCs/>
-          <w:lang/>
         </w:rPr>
       </w:pPr>
       <w:r>
@@ -312,7 +311,14 @@
           <w:rFonts w:hint="default" w:ascii="Arial Narrow" w:hAnsi="Arial Narrow" w:cs="Times New Roman"/>
           <w:b/>
         </w:rPr>
-        <w:t>4</w:t>
+        <w:t>OHM</w:t>
+      </w:r>
+      <w:r>
+        <w:rPr>
+          <w:rFonts w:ascii="Arial Narrow" w:hAnsi="Arial Narrow" w:cs="Times New Roman"/>
+          <w:b/>
+        </w:rPr>
+        <w:t xml:space="preserve"> </w:t>
       </w:r>
       <w:r>
         <w:rPr>
@@ -320,15 +326,10 @@
           <w:b/>
           <w:lang/>
         </w:rPr>
-        <w:t>OHM</w:t>
-      </w:r>
-      <w:r>
-        <w:rPr>
-          <w:rFonts w:ascii="Arial Narrow" w:hAnsi="Arial Narrow" w:cs="Times New Roman"/>
-          <w:b/>
-        </w:rPr>
-        <w:t xml:space="preserve"> </w:t>
-      </w:r>
+        <w:t xml:space="preserve">4 </w:t>
+      </w:r>
+      <w:bookmarkStart w:id="0" w:name="_GoBack"/>
+      <w:bookmarkEnd w:id="0"/>
       <w:r>
         <w:rPr>
           <w:rFonts w:ascii="Arial Narrow" w:hAnsi="Arial Narrow" w:cs="Times New Roman"/>
@@ -356,15 +357,7 @@
           <w:rFonts w:hint="default" w:ascii="Arial Narrow" w:hAnsi="Arial Narrow" w:cs="Times New Roman"/>
           <w:bCs/>
         </w:rPr>
-        <w:t xml:space="preserve"> ANNÉE </w:t>
-      </w:r>
-      <w:r>
-        <w:rPr>
-          <w:rFonts w:hint="default" w:ascii="Arial Narrow" w:hAnsi="Arial Narrow" w:cs="Times New Roman"/>
-          <w:bCs/>
-          <w:lang/>
-        </w:rPr>
-        <w:t>Océanographie-Hydrographie-Météorologie</w:t>
+        <w:t xml:space="preserve"> ANNÉE Océanographie-Hydrographie-Météorologie</w:t>
       </w:r>
       <w:r>
         <w:rPr>
@@ -422,7 +415,6 @@
         <w:rPr>
           <w:rFonts w:hint="default" w:ascii="Arial Narrow" w:hAnsi="Arial Narrow" w:cs="Times New Roman"/>
           <w:bCs/>
-          <w:lang/>
         </w:rPr>
         <w:t>MOUSTAPHA MOUSSA</w:t>
       </w:r>
@@ -450,7 +442,6 @@
           <w:rFonts w:hint="default" w:ascii="Arial Narrow" w:hAnsi="Arial Narrow" w:cs="Times New Roman"/>
           <w:b/>
           <w:sz w:val="6"/>
-          <w:lang/>
         </w:rPr>
       </w:pPr>
       <w:r>
@@ -472,12 +463,9 @@
         <w:rPr>
           <w:rFonts w:hint="default" w:ascii="Arial Narrow" w:hAnsi="Arial Narrow" w:cs="Times New Roman"/>
           <w:b/>
-          <w:lang/>
         </w:rPr>
         <w:t>4</w:t>
       </w:r>
-      <w:bookmarkStart w:id="0" w:name="_GoBack"/>
-      <w:bookmarkEnd w:id="0"/>
     </w:p>
     <w:p>
       <w:pPr>
@@ -619,6 +607,12 @@
             <w:insideH w:val="single" w:color="auto" w:sz="4" w:space="0"/>
             <w:insideV w:val="single" w:color="auto" w:sz="4" w:space="0"/>
           </w:tblBorders>
+          <w:tblCellMar>
+            <w:top w:w="0" w:type="dxa"/>
+            <w:left w:w="108" w:type="dxa"/>
+            <w:bottom w:w="0" w:type="dxa"/>
+            <w:right w:w="108" w:type="dxa"/>
+          </w:tblCellMar>
         </w:tblPrEx>
         <w:trPr>
           <w:jc w:val="center"/>
@@ -3544,7 +3538,7 @@
     <w:lsdException w:uiPriority="99" w:name="HTML Sample"/>
     <w:lsdException w:uiPriority="99" w:name="HTML Typewriter"/>
     <w:lsdException w:uiPriority="99" w:name="HTML Variable"/>
-    <w:lsdException w:uiPriority="99" w:name="Normal Table"/>
+    <w:lsdException w:qFormat="1" w:uiPriority="99" w:name="Normal Table"/>
     <w:lsdException w:uiPriority="99" w:name="annotation subject"/>
     <w:lsdException w:uiPriority="99" w:name="Table Simple 1"/>
     <w:lsdException w:uiPriority="99" w:name="Table Simple 2"/>
@@ -3588,8 +3582,8 @@
     <w:lsdException w:uiPriority="99" w:name="Table Web 1"/>
     <w:lsdException w:uiPriority="99" w:name="Table Web 2"/>
     <w:lsdException w:uiPriority="99" w:name="Table Web 3"/>
-    <w:lsdException w:uiPriority="99" w:name="Balloon Text"/>
-    <w:lsdException w:unhideWhenUsed="0" w:uiPriority="39" w:semiHidden="0" w:name="Table Grid"/>
+    <w:lsdException w:qFormat="1" w:uiPriority="99" w:name="Balloon Text"/>
+    <w:lsdException w:qFormat="1" w:unhideWhenUsed="0" w:uiPriority="39" w:semiHidden="0" w:name="Table Grid"/>
     <w:lsdException w:uiPriority="99" w:name="Table Theme"/>
     <w:lsdException w:unhideWhenUsed="0" w:uiPriority="60" w:semiHidden="0" w:name="Light Shading"/>
     <w:lsdException w:unhideWhenUsed="0" w:uiPriority="61" w:semiHidden="0" w:name="Light List"/>
@@ -3715,6 +3709,7 @@
     <w:name w:val="Normal Table"/>
     <w:semiHidden/>
     <w:unhideWhenUsed/>
+    <w:qFormat/>
     <w:uiPriority w:val="99"/>
     <w:tblPr>
       <w:tblCellMar>
@@ -3731,6 +3726,7 @@
     <w:link w:val="12"/>
     <w:semiHidden/>
     <w:unhideWhenUsed/>
+    <w:qFormat/>
     <w:uiPriority w:val="99"/>
     <w:pPr>
       <w:spacing w:after="0" w:line="240" w:lineRule="auto"/>
@@ -3789,6 +3785,7 @@
   <w:style w:type="table" w:styleId="8">
     <w:name w:val="Table Grid"/>
     <w:basedOn w:val="3"/>
+    <w:qFormat/>
     <w:uiPriority w:val="39"/>
     <w:pPr>
       <w:spacing w:after="0" w:line="240" w:lineRule="auto"/>
@@ -3827,6 +3824,7 @@
     <w:name w:val="En-tête Car"/>
     <w:basedOn w:val="2"/>
     <w:link w:val="6"/>
+    <w:qFormat/>
     <w:uiPriority w:val="99"/>
     <w:rPr>
       <w:lang w:val="zh-CN"/>
@@ -3847,6 +3845,7 @@
     <w:basedOn w:val="2"/>
     <w:link w:val="4"/>
     <w:semiHidden/>
+    <w:qFormat/>
     <w:uiPriority w:val="99"/>
     <w:rPr>
       <w:rFonts w:ascii="Segoe UI" w:hAnsi="Segoe UI" w:cs="Segoe UI"/>

--- a/GOHM/EDT_GHOM_4_26_10_01_11_2026.docx
+++ b/GOHM/EDT_GHOM_4_26_10_01_11_2026.docx
@@ -34,7 +34,7 @@
                     </pic:cNvPicPr>
                   </pic:nvPicPr>
                   <pic:blipFill>
-                    <a:blip r:embed="rId7"/>
+                    <a:blip r:embed="rId6"/>
                     <a:stretch>
                       <a:fillRect/>
                     </a:stretch>
@@ -92,7 +92,7 @@
                     </pic:cNvPicPr>
                   </pic:nvPicPr>
                   <pic:blipFill>
-                    <a:blip r:embed="rId8"/>
+                    <a:blip r:embed="rId7"/>
                     <a:stretch>
                       <a:fillRect/>
                     </a:stretch>
@@ -313,6 +313,8 @@
         </w:rPr>
         <w:t>OHM</w:t>
       </w:r>
+      <w:bookmarkStart w:id="0" w:name="_GoBack"/>
+      <w:bookmarkEnd w:id="0"/>
       <w:r>
         <w:rPr>
           <w:rFonts w:ascii="Arial Narrow" w:hAnsi="Arial Narrow" w:cs="Times New Roman"/>
@@ -328,8 +330,6 @@
         </w:rPr>
         <w:t xml:space="preserve">4 </w:t>
       </w:r>
-      <w:bookmarkStart w:id="0" w:name="_GoBack"/>
-      <w:bookmarkEnd w:id="0"/>
       <w:r>
         <w:rPr>
           <w:rFonts w:ascii="Arial Narrow" w:hAnsi="Arial Narrow" w:cs="Times New Roman"/>
@@ -2645,7 +2645,6 @@
       </w:r>
     </w:p>
     <w:sectPr>
-      <w:headerReference r:id="rId5" w:type="default"/>
       <w:pgSz w:w="16838" w:h="11906" w:orient="landscape"/>
       <w:pgMar w:top="1417" w:right="1417" w:bottom="1417" w:left="1417" w:header="708" w:footer="708" w:gutter="0"/>
       <w:cols w:space="708" w:num="1"/>
@@ -2703,725 +2702,6 @@
     </w:p>
   </w:footnote>
 </w:footnotes>
-</file>
-
-<file path=word/header1.xml><?xml version="1.0" encoding="utf-8"?>
-<w:hdr xmlns:wpc="http://schemas.microsoft.com/office/word/2010/wordprocessingCanvas" xmlns:mc="http://schemas.openxmlformats.org/markup-compatibility/2006" xmlns:o="urn:schemas-microsoft-com:office:office" xmlns:r="http://schemas.openxmlformats.org/officeDocument/2006/relationships" xmlns:m="http://schemas.openxmlformats.org/officeDocument/2006/math" xmlns:v="urn:schemas-microsoft-com:vml" xmlns:wp14="http://schemas.microsoft.com/office/word/2010/wordprocessingDrawing" xmlns:wp="http://schemas.openxmlformats.org/drawingml/2006/wordprocessingDrawing" xmlns:w10="urn:schemas-microsoft-com:office:word" xmlns:w="http://schemas.openxmlformats.org/wordprocessingml/2006/main" xmlns:w14="http://schemas.microsoft.com/office/word/2010/wordml" xmlns:w15="http://schemas.microsoft.com/office/word/2012/wordml" xmlns:wpg="http://schemas.microsoft.com/office/word/2010/wordprocessingGroup" xmlns:wpi="http://schemas.microsoft.com/office/word/2010/wordprocessingInk" xmlns:wne="http://schemas.microsoft.com/office/word/2006/wordml" xmlns:wps="http://schemas.microsoft.com/office/word/2010/wordprocessingShape" xmlns:wpsCustomData="http://www.wps.cn/officeDocument/2013/wpsCustomData" mc:Ignorable="w14 w15 wp14">
-  <w:tbl>
-    <w:tblPr>
-      <w:tblStyle w:val="9"/>
-      <w:tblpPr w:leftFromText="141" w:rightFromText="141" w:vertAnchor="page" w:horzAnchor="margin" w:tblpXSpec="center" w:tblpY="364"/>
-      <w:tblW w:w="12333" w:type="dxa"/>
-      <w:tblInd w:w="0" w:type="dxa"/>
-      <w:tblBorders>
-        <w:top w:val="none" w:color="auto" w:sz="0" w:space="0"/>
-        <w:left w:val="none" w:color="auto" w:sz="0" w:space="0"/>
-        <w:bottom w:val="none" w:color="auto" w:sz="0" w:space="0"/>
-        <w:right w:val="none" w:color="auto" w:sz="0" w:space="0"/>
-        <w:insideH w:val="none" w:color="auto" w:sz="0" w:space="0"/>
-        <w:insideV w:val="none" w:color="auto" w:sz="0" w:space="0"/>
-      </w:tblBorders>
-      <w:tblLayout w:type="fixed"/>
-      <w:tblCellMar>
-        <w:top w:w="0" w:type="dxa"/>
-        <w:left w:w="108" w:type="dxa"/>
-        <w:bottom w:w="0" w:type="dxa"/>
-        <w:right w:w="108" w:type="dxa"/>
-      </w:tblCellMar>
-    </w:tblPr>
-    <w:tblGrid>
-      <w:gridCol w:w="6096"/>
-      <w:gridCol w:w="6237"/>
-    </w:tblGrid>
-    <w:tr>
-      <w:tblPrEx>
-        <w:tblBorders>
-          <w:top w:val="none" w:color="auto" w:sz="0" w:space="0"/>
-          <w:left w:val="none" w:color="auto" w:sz="0" w:space="0"/>
-          <w:bottom w:val="none" w:color="auto" w:sz="0" w:space="0"/>
-          <w:right w:val="none" w:color="auto" w:sz="0" w:space="0"/>
-          <w:insideH w:val="none" w:color="auto" w:sz="0" w:space="0"/>
-          <w:insideV w:val="none" w:color="auto" w:sz="0" w:space="0"/>
-        </w:tblBorders>
-        <w:tblCellMar>
-          <w:top w:w="0" w:type="dxa"/>
-          <w:left w:w="108" w:type="dxa"/>
-          <w:bottom w:w="0" w:type="dxa"/>
-          <w:right w:w="108" w:type="dxa"/>
-        </w:tblCellMar>
-      </w:tblPrEx>
-      <w:trPr>
-        <w:trHeight w:val="984" w:hRule="atLeast"/>
-      </w:trPr>
-      <w:tc>
-        <w:tcPr>
-          <w:tcW w:w="6096" w:type="dxa"/>
-        </w:tcPr>
-        <w:p>
-          <w:pPr>
-            <w:spacing w:after="0" w:line="240" w:lineRule="auto"/>
-            <w:jc w:val="center"/>
-            <w:rPr>
-              <w:rFonts w:ascii="Arial Narrow" w:hAnsi="Arial Narrow"/>
-              <w:b/>
-              <w:sz w:val="16"/>
-              <w:szCs w:val="16"/>
-              <w:lang w:val="fr-FR"/>
-            </w:rPr>
-          </w:pPr>
-          <w:r>
-            <w:rPr>
-              <w:rFonts w:ascii="Arial Narrow" w:hAnsi="Arial Narrow"/>
-              <w:b/>
-              <w:sz w:val="16"/>
-              <w:szCs w:val="16"/>
-              <w:lang w:val="fr-FR"/>
-            </w:rPr>
-            <w:t>République du Cameroun</w:t>
-          </w:r>
-        </w:p>
-        <w:p>
-          <w:pPr>
-            <w:spacing w:after="0" w:line="240" w:lineRule="auto"/>
-            <w:jc w:val="center"/>
-            <w:rPr>
-              <w:rFonts w:ascii="Arial Narrow" w:hAnsi="Arial Narrow"/>
-              <w:i/>
-              <w:sz w:val="16"/>
-              <w:szCs w:val="16"/>
-              <w:lang w:val="fr-FR"/>
-            </w:rPr>
-          </w:pPr>
-          <w:r>
-            <w:rPr>
-              <w:rFonts w:ascii="Arial Narrow" w:hAnsi="Arial Narrow"/>
-              <w:i/>
-              <w:sz w:val="16"/>
-              <w:szCs w:val="16"/>
-              <w:lang w:val="fr-FR"/>
-            </w:rPr>
-            <w:t>Paix – Travail – Patrie</w:t>
-          </w:r>
-        </w:p>
-        <w:p>
-          <w:pPr>
-            <w:spacing w:after="0" w:line="240" w:lineRule="auto"/>
-            <w:contextualSpacing/>
-            <w:jc w:val="center"/>
-            <w:rPr>
-              <w:rFonts w:ascii="Arial Narrow" w:hAnsi="Arial Narrow" w:cs="Times New Roman"/>
-              <w:b/>
-              <w:color w:val="0D0D0D" w:themeColor="text1" w:themeTint="F2"/>
-              <w:sz w:val="16"/>
-              <w:szCs w:val="16"/>
-              <w:lang w:val="fr-FR"/>
-              <w14:textFill>
-                <w14:solidFill>
-                  <w14:schemeClr w14:val="tx1">
-                    <w14:lumMod w14:val="95000"/>
-                    <w14:lumOff w14:val="5000"/>
-                  </w14:schemeClr>
-                </w14:solidFill>
-              </w14:textFill>
-            </w:rPr>
-          </w:pPr>
-          <w:r>
-            <w:rPr>
-              <w:rFonts w:ascii="Arial Narrow" w:hAnsi="Arial Narrow" w:cs="Times New Roman"/>
-              <w:b/>
-              <w:color w:val="0D0D0D" w:themeColor="text1" w:themeTint="F2"/>
-              <w:sz w:val="16"/>
-              <w:szCs w:val="16"/>
-              <w:lang w:val="fr-FR"/>
-              <w14:textFill>
-                <w14:solidFill>
-                  <w14:schemeClr w14:val="tx1">
-                    <w14:lumMod w14:val="95000"/>
-                    <w14:lumOff w14:val="5000"/>
-                  </w14:schemeClr>
-                </w14:solidFill>
-              </w14:textFill>
-            </w:rPr>
-            <w:t>UNIVERSITÉ D’EBOLOWA</w:t>
-          </w:r>
-        </w:p>
-        <w:p>
-          <w:pPr>
-            <w:spacing w:after="0" w:line="240" w:lineRule="auto"/>
-            <w:jc w:val="center"/>
-            <w:rPr>
-              <w:rFonts w:ascii="Arial Narrow" w:hAnsi="Arial Narrow"/>
-              <w:b/>
-              <w:color w:val="000000"/>
-              <w:sz w:val="16"/>
-              <w:szCs w:val="16"/>
-              <w:lang w:val="fr-FR"/>
-            </w:rPr>
-          </w:pPr>
-          <w:r>
-            <w:rPr>
-              <w:rFonts w:ascii="Arial Narrow" w:hAnsi="Arial Narrow"/>
-              <w:b/>
-              <w:color w:val="000000"/>
-              <w:sz w:val="16"/>
-              <w:szCs w:val="16"/>
-              <w:lang w:val="fr-FR"/>
-            </w:rPr>
-            <w:t xml:space="preserve">ECOLE NATIONALE SUPERIEURE DES SCIENCES ET TECHNIQUES MARITIMES ET OCEANIQUES (ENSTMO) </w:t>
-          </w:r>
-        </w:p>
-        <w:p>
-          <w:pPr>
-            <w:spacing w:after="0" w:line="240" w:lineRule="auto"/>
-            <w:jc w:val="center"/>
-            <w:rPr>
-              <w:rFonts w:ascii="Arial Narrow" w:hAnsi="Arial Narrow"/>
-              <w:b/>
-              <w:color w:val="000000"/>
-              <w:sz w:val="16"/>
-              <w:szCs w:val="16"/>
-              <w:lang w:val="fr-FR"/>
-            </w:rPr>
-          </w:pPr>
-          <w:r>
-            <w:rPr>
-              <w:rFonts w:ascii="Arial Narrow" w:hAnsi="Arial Narrow"/>
-              <w:b/>
-              <w:color w:val="000000"/>
-              <w:sz w:val="16"/>
-              <w:szCs w:val="16"/>
-              <w:lang w:val="fr-FR"/>
-            </w:rPr>
-            <w:t>DEPARTEMENT DE GENIE OCEANOGRAPHIE – HYDROGRAPHIE – METEOROLOGIE (GOHM)</w:t>
-          </w:r>
-        </w:p>
-        <w:p>
-          <w:pPr>
-            <w:spacing w:after="0" w:line="240" w:lineRule="auto"/>
-            <w:contextualSpacing/>
-            <w:jc w:val="center"/>
-            <w:rPr>
-              <w:rFonts w:ascii="Arial Narrow" w:hAnsi="Arial Narrow" w:cs="Times New Roman"/>
-              <w:b/>
-              <w:color w:val="0D0D0D" w:themeColor="text1" w:themeTint="F2"/>
-              <w:sz w:val="16"/>
-              <w:szCs w:val="20"/>
-              <w:lang w:val="en-US"/>
-              <w14:textFill>
-                <w14:solidFill>
-                  <w14:schemeClr w14:val="tx1">
-                    <w14:lumMod w14:val="95000"/>
-                    <w14:lumOff w14:val="5000"/>
-                  </w14:schemeClr>
-                </w14:solidFill>
-              </w14:textFill>
-            </w:rPr>
-          </w:pPr>
-          <w:r>
-            <w:rPr>
-              <w:rFonts w:ascii="Arial Narrow" w:hAnsi="Arial Narrow" w:cs="Times New Roman"/>
-              <w:color w:val="0D0D0D" w:themeColor="text1" w:themeTint="F2"/>
-              <w:sz w:val="16"/>
-              <w:szCs w:val="16"/>
-              <w:lang w:val="en-US"/>
-              <w14:textFill>
-                <w14:solidFill>
-                  <w14:schemeClr w14:val="tx1">
-                    <w14:lumMod w14:val="95000"/>
-                    <w14:lumOff w14:val="5000"/>
-                  </w14:schemeClr>
-                </w14:solidFill>
-              </w14:textFill>
-            </w:rPr>
-            <w:t xml:space="preserve">BP : 292 Kribi  (Cameroun)       Site web: </w:t>
-          </w:r>
-          <w:r>
-            <w:fldChar w:fldCharType="begin"/>
-          </w:r>
-          <w:r>
-            <w:instrText xml:space="preserve"> HYPERLINK "http://www.enstmo-ueb.cm" </w:instrText>
-          </w:r>
-          <w:r>
-            <w:fldChar w:fldCharType="separate"/>
-          </w:r>
-          <w:r>
-            <w:rPr>
-              <w:rStyle w:val="7"/>
-              <w:rFonts w:ascii="Arial Narrow" w:hAnsi="Arial Narrow" w:cs="Times New Roman"/>
-              <w:sz w:val="16"/>
-              <w:szCs w:val="16"/>
-              <w:lang w:val="en-US"/>
-            </w:rPr>
-            <w:t>www.enstmo-ueb.cm</w:t>
-          </w:r>
-          <w:r>
-            <w:rPr>
-              <w:rStyle w:val="7"/>
-              <w:rFonts w:ascii="Arial Narrow" w:hAnsi="Arial Narrow" w:cs="Times New Roman"/>
-              <w:sz w:val="16"/>
-              <w:szCs w:val="16"/>
-              <w:lang w:val="en-US"/>
-            </w:rPr>
-            <w:fldChar w:fldCharType="end"/>
-          </w:r>
-          <w:r>
-            <w:rPr>
-              <w:rFonts w:ascii="Arial Narrow" w:hAnsi="Arial Narrow" w:cs="Times New Roman"/>
-              <w:color w:val="0D0D0D" w:themeColor="text1" w:themeTint="F2"/>
-              <w:sz w:val="16"/>
-              <w:szCs w:val="16"/>
-              <w:lang w:val="en-US"/>
-              <w14:textFill>
-                <w14:solidFill>
-                  <w14:schemeClr w14:val="tx1">
-                    <w14:lumMod w14:val="95000"/>
-                    <w14:lumOff w14:val="5000"/>
-                  </w14:schemeClr>
-                </w14:solidFill>
-              </w14:textFill>
-            </w:rPr>
-            <w:t xml:space="preserve">       </w:t>
-          </w:r>
-          <w:r>
-            <w:rPr>
-              <w:rFonts w:ascii="Arial Narrow" w:hAnsi="Arial Narrow"/>
-              <w:sz w:val="16"/>
-              <w:szCs w:val="16"/>
-              <w:lang w:val="en-US"/>
-            </w:rPr>
-            <w:t>Email: enstmo@enstmo-ueb.cm</w:t>
-          </w:r>
-        </w:p>
-      </w:tc>
-      <w:tc>
-        <w:tcPr>
-          <w:tcW w:w="6237" w:type="dxa"/>
-        </w:tcPr>
-        <w:p>
-          <w:pPr>
-            <w:spacing w:after="0" w:line="240" w:lineRule="auto"/>
-            <w:jc w:val="center"/>
-            <w:rPr>
-              <w:rFonts w:ascii="Arial Narrow" w:hAnsi="Arial Narrow"/>
-              <w:b/>
-              <w:sz w:val="16"/>
-              <w:szCs w:val="16"/>
-              <w:lang w:val="en-GB"/>
-            </w:rPr>
-          </w:pPr>
-          <w:r>
-            <w:rPr>
-              <w:rFonts w:ascii="Arial Narrow" w:hAnsi="Arial Narrow"/>
-              <w:b/>
-              <w:sz w:val="16"/>
-              <w:szCs w:val="16"/>
-              <w:lang w:val="en-GB"/>
-            </w:rPr>
-            <w:t>Republic of Cameroon</w:t>
-          </w:r>
-        </w:p>
-        <w:p>
-          <w:pPr>
-            <w:spacing w:after="0" w:line="240" w:lineRule="auto"/>
-            <w:jc w:val="center"/>
-            <w:rPr>
-              <w:rFonts w:ascii="Arial Narrow" w:hAnsi="Arial Narrow"/>
-              <w:i/>
-              <w:sz w:val="16"/>
-              <w:szCs w:val="16"/>
-              <w:lang w:val="en-GB"/>
-            </w:rPr>
-          </w:pPr>
-          <w:r>
-            <w:rPr>
-              <w:rFonts w:ascii="Arial Narrow" w:hAnsi="Arial Narrow"/>
-              <w:i/>
-              <w:sz w:val="16"/>
-              <w:szCs w:val="16"/>
-              <w:lang w:val="en-GB"/>
-            </w:rPr>
-            <w:t>Peace – Work – Fatherland</w:t>
-          </w:r>
-        </w:p>
-        <w:p>
-          <w:pPr>
-            <w:spacing w:after="0" w:line="240" w:lineRule="auto"/>
-            <w:contextualSpacing/>
-            <w:jc w:val="center"/>
-            <w:rPr>
-              <w:rFonts w:ascii="Arial Narrow" w:hAnsi="Arial Narrow" w:cs="Times New Roman"/>
-              <w:b/>
-              <w:color w:val="0D0D0D" w:themeColor="text1" w:themeTint="F2"/>
-              <w:sz w:val="16"/>
-              <w:szCs w:val="16"/>
-              <w:lang w:val="en-US"/>
-              <w14:textFill>
-                <w14:solidFill>
-                  <w14:schemeClr w14:val="tx1">
-                    <w14:lumMod w14:val="95000"/>
-                    <w14:lumOff w14:val="5000"/>
-                  </w14:schemeClr>
-                </w14:solidFill>
-              </w14:textFill>
-            </w:rPr>
-          </w:pPr>
-          <w:r>
-            <w:rPr>
-              <w:rFonts w:ascii="Arial Narrow" w:hAnsi="Arial Narrow" w:cs="Times New Roman"/>
-              <w:b/>
-              <w:color w:val="0D0D0D" w:themeColor="text1" w:themeTint="F2"/>
-              <w:sz w:val="16"/>
-              <w:szCs w:val="16"/>
-              <w:lang w:val="en-US"/>
-              <w14:textFill>
-                <w14:solidFill>
-                  <w14:schemeClr w14:val="tx1">
-                    <w14:lumMod w14:val="95000"/>
-                    <w14:lumOff w14:val="5000"/>
-                  </w14:schemeClr>
-                </w14:solidFill>
-              </w14:textFill>
-            </w:rPr>
-            <w:t>THE UNIVERSITY OF EBOLOWA</w:t>
-          </w:r>
-        </w:p>
-        <w:p>
-          <w:pPr>
-            <w:spacing w:after="0" w:line="240" w:lineRule="auto"/>
-            <w:contextualSpacing/>
-            <w:jc w:val="center"/>
-            <w:rPr>
-              <w:rFonts w:ascii="Arial Narrow" w:hAnsi="Arial Narrow" w:cs="Times New Roman"/>
-              <w:b/>
-              <w:color w:val="0D0D0D" w:themeColor="text1" w:themeTint="F2"/>
-              <w:sz w:val="16"/>
-              <w:szCs w:val="16"/>
-              <w:lang w:val="en-US"/>
-              <w14:textFill>
-                <w14:solidFill>
-                  <w14:schemeClr w14:val="tx1">
-                    <w14:lumMod w14:val="95000"/>
-                    <w14:lumOff w14:val="5000"/>
-                  </w14:schemeClr>
-                </w14:solidFill>
-              </w14:textFill>
-            </w:rPr>
-          </w:pPr>
-          <w:r>
-            <w:rPr>
-              <w:rFonts w:ascii="Arial Narrow" w:hAnsi="Arial Narrow" w:cs="Times New Roman"/>
-              <w:b/>
-              <w:color w:val="0D0D0D" w:themeColor="text1" w:themeTint="F2"/>
-              <w:sz w:val="16"/>
-              <w:szCs w:val="16"/>
-              <w:lang w:val="en-US"/>
-              <w14:textFill>
-                <w14:solidFill>
-                  <w14:schemeClr w14:val="tx1">
-                    <w14:lumMod w14:val="95000"/>
-                    <w14:lumOff w14:val="5000"/>
-                  </w14:schemeClr>
-                </w14:solidFill>
-              </w14:textFill>
-            </w:rPr>
-            <w:t xml:space="preserve">NATIONAL ADVANCED SCHOOL OF MARITIME AND OCEAN SCIENCE AND TECHNOLOGY (NASMOST) </w:t>
-          </w:r>
-        </w:p>
-        <w:p>
-          <w:pPr>
-            <w:spacing w:after="0" w:line="240" w:lineRule="auto"/>
-            <w:jc w:val="center"/>
-            <w:rPr>
-              <w:rFonts w:ascii="Arial Narrow" w:hAnsi="Arial Narrow"/>
-              <w:b/>
-              <w:color w:val="000000" w:themeColor="text1"/>
-              <w:sz w:val="16"/>
-              <w:szCs w:val="16"/>
-              <w:lang w:val="en-US"/>
-              <w14:textFill>
-                <w14:solidFill>
-                  <w14:schemeClr w14:val="tx1"/>
-                </w14:solidFill>
-              </w14:textFill>
-            </w:rPr>
-          </w:pPr>
-          <w:r>
-            <w:rPr>
-              <w:rFonts w:ascii="Arial Narrow" w:hAnsi="Arial Narrow"/>
-              <w:b/>
-              <w:color w:val="000000" w:themeColor="text1"/>
-              <w:sz w:val="16"/>
-              <w:szCs w:val="16"/>
-              <w:lang w:val="en-US"/>
-              <w14:textFill>
-                <w14:solidFill>
-                  <w14:schemeClr w14:val="tx1"/>
-                </w14:solidFill>
-              </w14:textFill>
-            </w:rPr>
-            <w:t>OCEANOGRAPHY – HYDROGRAPHY – METEORLOGY ENGINEERING DEPARTMENT (OHM)</w:t>
-          </w:r>
-        </w:p>
-        <w:p>
-          <w:pPr>
-            <w:spacing w:after="0" w:line="240" w:lineRule="auto"/>
-            <w:contextualSpacing/>
-            <w:jc w:val="center"/>
-            <w:rPr>
-              <w:rFonts w:ascii="Arial Narrow" w:hAnsi="Arial Narrow" w:cs="Times New Roman"/>
-              <w:b/>
-              <w:color w:val="0D0D0D" w:themeColor="text1" w:themeTint="F2"/>
-              <w:sz w:val="16"/>
-              <w:szCs w:val="20"/>
-              <w:lang w:val="en-US"/>
-              <w14:textFill>
-                <w14:solidFill>
-                  <w14:schemeClr w14:val="tx1">
-                    <w14:lumMod w14:val="95000"/>
-                    <w14:lumOff w14:val="5000"/>
-                  </w14:schemeClr>
-                </w14:solidFill>
-              </w14:textFill>
-            </w:rPr>
-          </w:pPr>
-          <w:r>
-            <w:rPr>
-              <w:rFonts w:ascii="Arial Narrow" w:hAnsi="Arial Narrow" w:cs="Times New Roman"/>
-              <w:color w:val="0D0D0D" w:themeColor="text1" w:themeTint="F2"/>
-              <w:sz w:val="16"/>
-              <w:szCs w:val="16"/>
-              <w:lang w:val="en-US"/>
-              <w14:textFill>
-                <w14:solidFill>
-                  <w14:schemeClr w14:val="tx1">
-                    <w14:lumMod w14:val="95000"/>
-                    <w14:lumOff w14:val="5000"/>
-                  </w14:schemeClr>
-                </w14:solidFill>
-              </w14:textFill>
-            </w:rPr>
-            <w:t xml:space="preserve">PO.BOX: 292 Kribi (Cameroon)       Site web: </w:t>
-          </w:r>
-          <w:r>
-            <w:fldChar w:fldCharType="begin"/>
-          </w:r>
-          <w:r>
-            <w:instrText xml:space="preserve"> HYPERLINK "http://www.enstmo-ueb.cm" </w:instrText>
-          </w:r>
-          <w:r>
-            <w:fldChar w:fldCharType="separate"/>
-          </w:r>
-          <w:r>
-            <w:rPr>
-              <w:rStyle w:val="7"/>
-              <w:rFonts w:ascii="Arial Narrow" w:hAnsi="Arial Narrow" w:cs="Times New Roman"/>
-              <w:sz w:val="16"/>
-              <w:szCs w:val="16"/>
-              <w:lang w:val="en-US"/>
-            </w:rPr>
-            <w:t>www.enstmo-ueb.cm</w:t>
-          </w:r>
-          <w:r>
-            <w:rPr>
-              <w:rStyle w:val="7"/>
-              <w:rFonts w:ascii="Arial Narrow" w:hAnsi="Arial Narrow" w:cs="Times New Roman"/>
-              <w:sz w:val="16"/>
-              <w:szCs w:val="16"/>
-              <w:lang w:val="en-US"/>
-            </w:rPr>
-            <w:fldChar w:fldCharType="end"/>
-          </w:r>
-          <w:r>
-            <w:rPr>
-              <w:rFonts w:ascii="Arial Narrow" w:hAnsi="Arial Narrow" w:cs="Times New Roman"/>
-              <w:color w:val="0D0D0D" w:themeColor="text1" w:themeTint="F2"/>
-              <w:sz w:val="16"/>
-              <w:szCs w:val="16"/>
-              <w:lang w:val="en-US"/>
-              <w14:textFill>
-                <w14:solidFill>
-                  <w14:schemeClr w14:val="tx1">
-                    <w14:lumMod w14:val="95000"/>
-                    <w14:lumOff w14:val="5000"/>
-                  </w14:schemeClr>
-                </w14:solidFill>
-              </w14:textFill>
-            </w:rPr>
-            <w:t xml:space="preserve"> </w:t>
-          </w:r>
-          <w:r>
-            <w:rPr>
-              <w:rFonts w:ascii="Arial Narrow" w:hAnsi="Arial Narrow"/>
-              <w:sz w:val="16"/>
-              <w:szCs w:val="16"/>
-              <w:lang w:val="en-US"/>
-            </w:rPr>
-            <w:t xml:space="preserve">      Email: enstmo@enstmo-ueb.cm</w:t>
-          </w:r>
-        </w:p>
-      </w:tc>
-    </w:tr>
-  </w:tbl>
-  <w:p>
-    <w:pPr>
-      <w:pStyle w:val="6"/>
-      <w:rPr>
-        <w:lang w:val="en-US"/>
-      </w:rPr>
-    </w:pPr>
-    <w:r>
-      <w:rPr>
-        <w:sz w:val="16"/>
-        <w:szCs w:val="20"/>
-        <w:lang w:val="fr-FR" w:eastAsia="fr-FR"/>
-      </w:rPr>
-      <w:drawing>
-        <wp:anchor distT="0" distB="0" distL="114300" distR="114300" simplePos="0" relativeHeight="251659264" behindDoc="1" locked="0" layoutInCell="1" allowOverlap="1">
-          <wp:simplePos x="0" y="0"/>
-          <wp:positionH relativeFrom="margin">
-            <wp:posOffset>-42545</wp:posOffset>
-          </wp:positionH>
-          <wp:positionV relativeFrom="paragraph">
-            <wp:posOffset>-170180</wp:posOffset>
-          </wp:positionV>
-          <wp:extent cx="590550" cy="660400"/>
-          <wp:effectExtent l="0" t="0" r="635" b="6350"/>
-          <wp:wrapNone/>
-          <wp:docPr id="1" name="Image 2" descr="C:\Users\hp\AppData\Local\Microsoft\Windows\INetCache\Content.Word\IMG-20220921-WA0017[1].jpg"/>
-          <wp:cNvGraphicFramePr>
-            <a:graphicFrameLocks xmlns:a="http://schemas.openxmlformats.org/drawingml/2006/main" noChangeAspect="1"/>
-          </wp:cNvGraphicFramePr>
-          <a:graphic xmlns:a="http://schemas.openxmlformats.org/drawingml/2006/main">
-            <a:graphicData uri="http://schemas.openxmlformats.org/drawingml/2006/picture">
-              <pic:pic xmlns:pic="http://schemas.openxmlformats.org/drawingml/2006/picture">
-                <pic:nvPicPr>
-                  <pic:cNvPr id="1" name="Image 2" descr="C:\Users\hp\AppData\Local\Microsoft\Windows\INetCache\Content.Word\IMG-20220921-WA0017[1].jpg"/>
-                  <pic:cNvPicPr>
-                    <a:picLocks noChangeAspect="1" noChangeArrowheads="1"/>
-                  </pic:cNvPicPr>
-                </pic:nvPicPr>
-                <pic:blipFill>
-                  <a:blip r:embed="rId1" cstate="print">
-                    <a:extLst>
-                      <a:ext uri="{28A0092B-C50C-407E-A947-70E740481C1C}">
-                        <a14:useLocalDpi xmlns:a14="http://schemas.microsoft.com/office/drawing/2010/main" val="0"/>
-                      </a:ext>
-                    </a:extLst>
-                  </a:blip>
-                  <a:srcRect/>
-                  <a:stretch>
-                    <a:fillRect/>
-                  </a:stretch>
-                </pic:blipFill>
-                <pic:spPr>
-                  <a:xfrm>
-                    <a:off x="0" y="0"/>
-                    <a:ext cx="593602" cy="663977"/>
-                  </a:xfrm>
-                  <a:prstGeom prst="rect">
-                    <a:avLst/>
-                  </a:prstGeom>
-                  <a:noFill/>
-                  <a:ln>
-                    <a:noFill/>
-                  </a:ln>
-                </pic:spPr>
-              </pic:pic>
-            </a:graphicData>
-          </a:graphic>
-        </wp:anchor>
-      </w:drawing>
-    </w:r>
-    <w:r>
-      <w:rPr>
-        <w:rFonts w:ascii="Century Gothic" w:hAnsi="Century Gothic"/>
-        <w:sz w:val="16"/>
-        <w:szCs w:val="20"/>
-        <w:lang w:val="fr-FR" w:eastAsia="fr-FR"/>
-      </w:rPr>
-      <w:drawing>
-        <wp:anchor distT="0" distB="0" distL="114300" distR="114300" simplePos="0" relativeHeight="251660288" behindDoc="1" locked="0" layoutInCell="1" allowOverlap="1">
-          <wp:simplePos x="0" y="0"/>
-          <wp:positionH relativeFrom="margin">
-            <wp:posOffset>8472805</wp:posOffset>
-          </wp:positionH>
-          <wp:positionV relativeFrom="paragraph">
-            <wp:posOffset>-227330</wp:posOffset>
-          </wp:positionV>
-          <wp:extent cx="628650" cy="727075"/>
-          <wp:effectExtent l="0" t="0" r="0" b="0"/>
-          <wp:wrapNone/>
-          <wp:docPr id="2" name="Image 2" descr="C:\Users\ASUS\Desktop\IMG-20240105-WA0029.jpg"/>
-          <wp:cNvGraphicFramePr>
-            <a:graphicFrameLocks xmlns:a="http://schemas.openxmlformats.org/drawingml/2006/main" noChangeAspect="1"/>
-          </wp:cNvGraphicFramePr>
-          <a:graphic xmlns:a="http://schemas.openxmlformats.org/drawingml/2006/main">
-            <a:graphicData uri="http://schemas.openxmlformats.org/drawingml/2006/picture">
-              <pic:pic xmlns:pic="http://schemas.openxmlformats.org/drawingml/2006/picture">
-                <pic:nvPicPr>
-                  <pic:cNvPr id="2" name="Image 2" descr="C:\Users\ASUS\Desktop\IMG-20240105-WA0029.jpg"/>
-                  <pic:cNvPicPr>
-                    <a:picLocks noChangeAspect="1" noChangeArrowheads="1"/>
-                  </pic:cNvPicPr>
-                </pic:nvPicPr>
-                <pic:blipFill>
-                  <a:blip r:embed="rId2" cstate="print">
-                    <a:extLst>
-                      <a:ext uri="{28A0092B-C50C-407E-A947-70E740481C1C}">
-                        <a14:useLocalDpi xmlns:a14="http://schemas.microsoft.com/office/drawing/2010/main" val="0"/>
-                      </a:ext>
-                    </a:extLst>
-                  </a:blip>
-                  <a:srcRect/>
-                  <a:stretch>
-                    <a:fillRect/>
-                  </a:stretch>
-                </pic:blipFill>
-                <pic:spPr>
-                  <a:xfrm>
-                    <a:off x="0" y="0"/>
-                    <a:ext cx="628650" cy="727231"/>
-                  </a:xfrm>
-                  <a:prstGeom prst="rect">
-                    <a:avLst/>
-                  </a:prstGeom>
-                  <a:noFill/>
-                  <a:ln>
-                    <a:noFill/>
-                  </a:ln>
-                </pic:spPr>
-              </pic:pic>
-            </a:graphicData>
-          </a:graphic>
-        </wp:anchor>
-      </w:drawing>
-    </w:r>
-  </w:p>
-  <w:p>
-    <w:pPr>
-      <w:pStyle w:val="6"/>
-      <w:rPr>
-        <w:lang w:val="en-US"/>
-      </w:rPr>
-    </w:pPr>
-  </w:p>
-  <w:p>
-    <w:pPr>
-      <w:pStyle w:val="6"/>
-      <w:rPr>
-        <w:lang w:val="en-US"/>
-      </w:rPr>
-    </w:pPr>
-  </w:p>
-  <w:p>
-    <w:pPr>
-      <w:pStyle w:val="6"/>
-      <w:rPr>
-        <w:lang w:val="en-US"/>
-      </w:rPr>
-    </w:pPr>
-  </w:p>
-</w:hdr>
 </file>
 
 <file path=word/styles.xml><?xml version="1.0" encoding="utf-8"?>
